--- a/Software_1er_Curso/_TRABAJO/05_RESPUESTA_CLAUDE_SOFTWARE_1_ESENCIAL_v1.docx
+++ b/Software_1er_Curso/_TRABAJO/05_RESPUESTA_CLAUDE_SOFTWARE_1_ESENCIAL_v1.docx
@@ -175,7 +175,7 @@
               <w:rPr>
                 <w:sz w:val="18"/>
               </w:rPr>
-              <w:t>Libro: 107 págs., oficio y márgenes estrechos · Solucionario: 22 · Planes de clase: 61 · Plan anual: 12 · Muestra: 14</w:t>
+              <w:t>Libro: 107 págs. y Solucionario: 17 págs., los dos en oficio con márgenes estrechos · Planes de clase: 61 · Plan anual: 12 · Muestra: 14</w:t>
             </w:r>
           </w:p>
         </w:tc>
@@ -241,7 +241,7 @@
               <w:rPr>
                 <w:sz w:val="18"/>
               </w:rPr>
-              <w:t>Auditoría automática auditoria_v1.py: 116 controles, 0 fallos. Índices del Libro, del Solucionario y de los Planes verificados contra el PDF (0 diferencias).</w:t>
+              <w:t>Auditoría automática auditoria_v1.py: 117 controles, 0 fallos. Índices del Libro, del Solucionario y de los Planes verificados contra el PDF (0 diferencias).</w:t>
             </w:r>
           </w:p>
         </w:tc>
@@ -1288,7 +1288,7 @@
           <w:b w:val="0"/>
           <w:i w:val="0"/>
         </w:rPr>
-        <w:t>• El Solucionario, los Planes y el Plan anual siguen en A4, porque la indicación habla de los tomos. Si el Solucionario tiene que ir en oficio, se convierte con el mismo script.</w:t>
+        <w:t>• El Solucionario también pasó a oficio (decisión de Fer, 02/10/2026): 17 páginas, ninguna casi vacía, índice verificado. En dos bloques (Evaluaciones y Prácticas) se bajó el interlineado a 0,95 para que el final de la parte no se pasara a otra hoja. Los Planes de clase y el Plan anual siguen en A4.</w:t>
       </w:r>
     </w:p>
     <w:p>
@@ -2056,7 +2056,7 @@
               <w:rPr>
                 <w:sz w:val="18"/>
               </w:rPr>
-              <w:t>Páginas interiores ocupadas en menos del 25 % (Libro)</w:t>
+              <w:t>Páginas interiores ocupadas en menos del 25 % (Libro y Solucionario)</w:t>
             </w:r>
           </w:p>
         </w:tc>
@@ -2137,15 +2137,6 @@
           <w:i w:val="0"/>
         </w:rPr>
         <w:t>• Actualizar en 03_NOTAS el número de páginas a 107 (hallazgo 14).</w:t>
-      </w:r>
-    </w:p>
-    <w:p>
-      <w:r>
-        <w:rPr>
-          <w:b w:val="0"/>
-          <w:i w:val="0"/>
-        </w:rPr>
-        <w:t>• Decidir si el Solucionario también va en oficio.</w:t>
       </w:r>
     </w:p>
     <w:p>
